--- a/testakten/unfallversicherung-arbeitsunfall-lagerleiter-sturz-trier/25_widerspruchsbescheid_bg.docx
+++ b/testakten/unfallversicherung-arbeitsunfall-lagerleiter-sturz-trier/25_widerspruchsbescheid_bg.docx
@@ -40,7 +40,7 @@
           <w:i w:val="0"/>
           <w:sz w:val="22"/>
         </w:rPr>
-        <w:t>Loebstrasse 22, 54292 Trier</w:t>
+        <w:t>Löbstraße 22, 54292 Trier</w:t>
       </w:r>
     </w:p>
     <w:p>
@@ -51,7 +51,7 @@
           <w:i w:val="0"/>
           <w:sz w:val="22"/>
         </w:rPr>
-        <w:t>Aktenzeichen: BGHW-2026-350118-MOELLER</w:t>
+        <w:t>Aktenzeichen: BGHW-2026-350118-MÖLLER</w:t>
       </w:r>
     </w:p>
     <w:p/>
@@ -82,7 +82,7 @@
           <w:i w:val="0"/>
           <w:sz w:val="22"/>
         </w:rPr>
-        <w:t>Der Widerspruch des Herrn Karsten Moeller gegen den Bescheid vom 18.06.2026 wird zurueckgewiesen.</w:t>
+        <w:t>Der Widerspruch des Herrn Karsten Möller gegen den Bescheid vom 18.06.2026 wird zurückgewiesen.</w:t>
       </w:r>
     </w:p>
     <w:p>
@@ -90,7 +90,7 @@
         <w:pStyle w:val="Heading2"/>
       </w:pPr>
       <w:r>
-        <w:t>2. Begruendung</w:t>
+        <w:t>2. Begründung</w:t>
       </w:r>
     </w:p>
     <w:p>
@@ -101,7 +101,7 @@
           <w:i w:val="0"/>
           <w:sz w:val="22"/>
         </w:rPr>
-        <w:t>Die Widerspruchsstelle haelt nach erneuter Pruefung an ihrer Auffassung fest, dass der Vollbeweis eines von aussen einwirkenden Ereignisses nicht erbracht sei. Die vorgelegten Zeugenaussagen beschraenkten sich auf Wahrnehmungen vor und nach dem eigentlichen Sturz, nicht auf den Sturz selbst. Das Wartungsbuch belege zwar technische Maengel, lasse aber offen, ob diese ursaechlich fuer den konkreten Sturz waren oder ob der Versicherte aus anderen Gruenden das Gleichgewicht verlor.</w:t>
+        <w:t>Die Widerspruchsstelle hält nach erneuter Prüfung an ihrer Auffassung fest, dass der Vollbeweis eines von außen einwirkenden Ereignisses nicht erbracht sei. Die vorgelegten Zeugenaussagen beschränkten sich auf Wahrnehmungen vor und nach dem eigentlichen Sturz, nicht auf den Sturz selbst. Das Wartungsbuch belege zwar technische Mängel, lasse aber offen, ob diese ursächlich für den konkreten Sturz waren oder ob der Versicherte aus anderen Gründen das Gleichgewicht verlor.</w:t>
       </w:r>
     </w:p>
     <w:p>
@@ -120,7 +120,7 @@
           <w:i w:val="0"/>
           <w:sz w:val="22"/>
         </w:rPr>
-        <w:t>Der intraoperative Befund werde zur Kenntnis genommen, aendere aber nichts an der Einschaetzung, dass angesichts der erheblichen degenerativen Vorschaedigung eine ueberwiegende Wahrscheinlichkeit fuer eine schicksalhafte, nicht unfallbedingte Ursache der Ruptur bestehe.</w:t>
+        <w:t>Der intraoperative Befund werde zur Kenntnis genommen, ändere aber nichts an der Einschätzung, dass angesichts der erheblichen degenerativen Vorschädigung eine überwiegende Wahrscheinlichkeit für eine schicksalhafte, nicht unfallbedingte Ursache der Ruptur bestehe.</w:t>
       </w:r>
     </w:p>
     <w:p>
@@ -142,25 +142,101 @@
         <w:t>Gegen diesen Widerspruchsbescheid kann innerhalb eines Monats nach Zugang Klage beim Sozialgericht Trier erhoben werden.</w:t>
       </w:r>
     </w:p>
-    <w:p>
-      <w:r>
-        <w:rPr>
-          <w:rFonts w:ascii="Times New Roman" w:hAnsi="Times New Roman"/>
-          <w:b w:val="0"/>
-          <w:i w:val="0"/>
-          <w:sz w:val="22"/>
-        </w:rPr>
-        <w:t>Formathinweis: Dieses Aktenstück wird in Times New Roman, 11 pt, mit ausschließlich dezimaler Gliederung ausgegeben.</w:t>
-      </w:r>
-    </w:p>
     <w:sectPr>
-      <w:pgSz w:w="12240" w:h="15840"/>
-      <w:pgMar w:top="1440" w:right="1800" w:bottom="1440" w:left="1800" w:header="720" w:footer="720" w:gutter="0"/>
+      <w:headerReference w:type="default" r:id="rId9"/>
+      <w:footerReference w:type="default" r:id="rId10"/>
+      <w:pgSz w:w="11906" w:h="16838"/>
+      <w:pgMar w:top="1440" w:right="1800" w:bottom="1440" w:left="1800" w:header="680" w:footer="567" w:gutter="0"/>
       <w:cols w:space="720"/>
       <w:docGrid w:linePitch="360"/>
     </w:sectPr>
   </w:body>
 </w:document>
+</file>
+
+<file path=word/footer1.xml><?xml version="1.0" encoding="utf-8"?>
+<w:ftr xmlns:m="http://schemas.openxmlformats.org/officeDocument/2006/math" xmlns:mc="http://schemas.openxmlformats.org/markup-compatibility/2006" xmlns:mo="http://schemas.microsoft.com/office/mac/office/2008/main" xmlns:mv="urn:schemas-microsoft-com:mac:vml" xmlns:o="urn:schemas-microsoft-com:office:office" xmlns:r="http://schemas.openxmlformats.org/officeDocument/2006/relationships" xmlns:v="urn:schemas-microsoft-com:vml" xmlns:w10="urn:schemas-microsoft-com:office:word" xmlns:w14="http://schemas.microsoft.com/office/word/2010/wordml" xmlns:w="http://schemas.openxmlformats.org/wordprocessingml/2006/main" xmlns:wne="http://schemas.microsoft.com/office/word/2006/wordml" xmlns:wp14="http://schemas.microsoft.com/office/word/2010/wordprocessingDrawing" xmlns:wp="http://schemas.openxmlformats.org/drawingml/2006/wordprocessingDrawing" xmlns:wpc="http://schemas.microsoft.com/office/word/2010/wordprocessingCanvas" xmlns:wpg="http://schemas.microsoft.com/office/word/2010/wordprocessingGroup" xmlns:wpi="http://schemas.microsoft.com/office/word/2010/wordprocessingInk" xmlns:wps="http://schemas.microsoft.com/office/word/2010/wordprocessingShape" mc:Ignorable="w14 wp14">
+  <w:p>
+    <w:pPr>
+      <w:pStyle w:val="Footer"/>
+      <w:tabs>
+        <w:tab w:pos="9071" w:val="right"/>
+      </w:tabs>
+      <w:jc w:val="left"/>
+    </w:pPr>
+    <w:r>
+      <w:rPr>
+        <w:rFonts w:ascii="Times New Roman" w:hAnsi="Times New Roman"/>
+        <w:color w:val="6B6B66"/>
+        <w:sz w:val="16"/>
+      </w:rPr>
+    </w:r>
+    <w:r>
+      <w:rPr>
+        <w:rFonts w:ascii="Times New Roman" w:hAnsi="Times New Roman"/>
+        <w:color w:val="6B6B66"/>
+        <w:sz w:val="16"/>
+      </w:rPr>
+      <w:t>Widerspruchsbescheid der Berufsgenossenschaft</w:t>
+    </w:r>
+    <w:r>
+      <w:rPr>
+        <w:rFonts w:ascii="Times New Roman" w:hAnsi="Times New Roman"/>
+        <w:color w:val="6B6B66"/>
+        <w:sz w:val="16"/>
+      </w:rPr>
+      <w:tab/>
+      <w:t xml:space="preserve">Seite </w:t>
+    </w:r>
+    <w:r>
+      <w:rPr>
+        <w:rFonts w:ascii="Times New Roman" w:hAnsi="Times New Roman"/>
+        <w:color w:val="6B6B66"/>
+        <w:sz w:val="16"/>
+      </w:rPr>
+      <w:fldChar w:fldCharType="begin"/>
+      <w:instrText xml:space="preserve"> PAGE </w:instrText>
+      <w:fldChar w:fldCharType="end"/>
+    </w:r>
+  </w:p>
+</w:ftr>
+</file>
+
+<file path=word/header1.xml><?xml version="1.0" encoding="utf-8"?>
+<w:hdr xmlns:m="http://schemas.openxmlformats.org/officeDocument/2006/math" xmlns:mc="http://schemas.openxmlformats.org/markup-compatibility/2006" xmlns:mo="http://schemas.microsoft.com/office/mac/office/2008/main" xmlns:mv="urn:schemas-microsoft-com:mac:vml" xmlns:o="urn:schemas-microsoft-com:office:office" xmlns:r="http://schemas.openxmlformats.org/officeDocument/2006/relationships" xmlns:v="urn:schemas-microsoft-com:vml" xmlns:w10="urn:schemas-microsoft-com:office:word" xmlns:w14="http://schemas.microsoft.com/office/word/2010/wordml" xmlns:w="http://schemas.openxmlformats.org/wordprocessingml/2006/main" xmlns:wne="http://schemas.microsoft.com/office/word/2006/wordml" xmlns:wp14="http://schemas.microsoft.com/office/word/2010/wordprocessingDrawing" xmlns:wp="http://schemas.openxmlformats.org/drawingml/2006/wordprocessingDrawing" xmlns:wpc="http://schemas.microsoft.com/office/word/2010/wordprocessingCanvas" xmlns:wpg="http://schemas.microsoft.com/office/word/2010/wordprocessingGroup" xmlns:wpi="http://schemas.microsoft.com/office/word/2010/wordprocessingInk" xmlns:wps="http://schemas.microsoft.com/office/word/2010/wordprocessingShape" mc:Ignorable="w14 wp14">
+  <w:p>
+    <w:pPr>
+      <w:pStyle w:val="Header"/>
+      <w:jc w:val="left"/>
+    </w:pPr>
+    <w:r/>
+    <w:r>
+      <w:rPr>
+        <w:rFonts w:ascii="Times New Roman" w:hAnsi="Times New Roman"/>
+        <w:b/>
+        <w:color w:val="3B3F45"/>
+        <w:sz w:val="24"/>
+      </w:rPr>
+      <w:t>Widerspruchsbescheid der Berufsgenossenschaft</w:t>
+    </w:r>
+  </w:p>
+  <w:p>
+    <w:pPr>
+      <w:jc w:val="left"/>
+      <w:pBdr>
+        <w:bottom w:val="single" w:sz="6" w:space="2" w:color="3B3F45"/>
+      </w:pBdr>
+    </w:pPr>
+    <w:r>
+      <w:rPr>
+        <w:rFonts w:ascii="Times New Roman" w:hAnsi="Times New Roman"/>
+        <w:color w:val="6B6B66"/>
+        <w:sz w:val="16"/>
+      </w:rPr>
+      <w:t>Behörde · Aktenzeichen: BGHW-2026-350118-MÖLLER</w:t>
+    </w:r>
+  </w:p>
+</w:hdr>
 </file>
 
 <file path=word/numbering.xml><?xml version="1.0" encoding="utf-8"?>
